--- a/spa/docx/13.content.docx
+++ b/spa/docx/13.content.docx
@@ -19,7 +19,7 @@
         <w:rPr>
           <w:lang w:val="es_ES" w:bidi="es_ES"/>
         </w:rPr>
-        <w:t>Resource: Notas de Estudio - Introducciones a los Libros (Tyndale)</w:t>
+        <w:t>Resource: Tyndale Open Study Notes</w:t>
       </w:r>
       <w:r>
         <w:rPr>
@@ -112,7 +112,7 @@
         <w:rPr>
           <w:lang w:val="es_ES" w:bidi="es_ES"/>
         </w:rPr>
-        <w:t>Notas de Estudio - Introducciones a los Libros (Tyndale)</w:t>
+        <w:t>Tyndale Open Study Notes</w:t>
       </w:r>
     </w:p>
     <w:p>

--- a/spa/docx/13.content.docx
+++ b/spa/docx/13.content.docx
@@ -19,7 +19,7 @@
         <w:rPr>
           <w:lang w:val="es_ES" w:bidi="es_ES"/>
         </w:rPr>
-        <w:t>Resource: Tyndale Open Study Notes</w:t>
+        <w:t>Resource: Aquifer Open Study Notes (Book Intros)</w:t>
       </w:r>
       <w:r>
         <w:rPr>
@@ -112,7 +112,7 @@
         <w:rPr>
           <w:lang w:val="es_ES" w:bidi="es_ES"/>
         </w:rPr>
-        <w:t>Tyndale Open Study Notes</w:t>
+        <w:t>Aquifer Open Study Notes (Book Intros)</w:t>
       </w:r>
     </w:p>
     <w:p>

--- a/spa/docx/13.content.docx
+++ b/spa/docx/13.content.docx
@@ -270,36 +270,24 @@
         </w:rPr>
         <w:t xml:space="preserve">Los babilonios conquistaron el reino de Judá entre 605 y 586 a.C. En una generación, el poder babilónico se debilitó debido a su propia decadencia interna (ver </w:t>
       </w:r>
-      <w:hyperlink r:id="rId13">
-        <w:r>
-          <w:rPr>
-            <w:lang w:val="es_ES" w:bidi="es_ES"/>
-          </w:rPr>
-          <w:rPr>
-            <w:color w:val="0000EE"/>
-            <w:u w:val="single"/>
-          </w:rPr>
-          <w:t>Dan 5</w:t>
-        </w:r>
-      </w:hyperlink>
+      <w:r>
+        <w:rPr>
+          <w:lang w:val="es_ES" w:bidi="es_ES"/>
+        </w:rPr>
+        <w:t>Dan 5</w:t>
+      </w:r>
       <w:r>
         <w:rPr>
           <w:lang w:val="es_ES" w:bidi="es_ES"/>
         </w:rPr>
         <w:t xml:space="preserve">). Mientras tanto, al este, el rey persa Ciro el Grande (559–530 a.C.) estableció un nuevo imperio que unió a los medos y los persas. En octubre de 539 a.C., Babilonia cayó sin resistencia, y el imperio de Ciro se expandió hacia el oeste para incluir Babilonia (ver </w:t>
       </w:r>
-      <w:hyperlink r:id="rId14">
-        <w:r>
-          <w:rPr>
-            <w:lang w:val="es_ES" w:bidi="es_ES"/>
-          </w:rPr>
-          <w:rPr>
-            <w:color w:val="0000EE"/>
-            <w:u w:val="single"/>
-          </w:rPr>
-          <w:t>Dn 5:30–31</w:t>
-        </w:r>
-      </w:hyperlink>
+      <w:r>
+        <w:rPr>
+          <w:lang w:val="es_ES" w:bidi="es_ES"/>
+        </w:rPr>
+        <w:t>Dn 5:30–31</w:t>
+      </w:r>
       <w:r>
         <w:rPr>
           <w:lang w:val="es_ES" w:bidi="es_ES"/>
@@ -359,36 +347,24 @@
         </w:rPr>
         <w:t>El texto de 1 Crónicas se divide en dos secciones distintas: la descripción de la identidad de Israel a través de genealogías (</w:t>
       </w:r>
-      <w:hyperlink r:id="rId15">
-        <w:r>
-          <w:rPr>
-            <w:lang w:val="es_ES" w:bidi="es_ES"/>
-          </w:rPr>
-          <w:rPr>
-            <w:color w:val="0000EE"/>
-            <w:u w:val="single"/>
-          </w:rPr>
-          <w:t>1 Cr 1:1–9:44</w:t>
-        </w:r>
-      </w:hyperlink>
+      <w:r>
+        <w:rPr>
+          <w:lang w:val="es_ES" w:bidi="es_ES"/>
+        </w:rPr>
+        <w:t>1 Cr 1:1–9:44</w:t>
+      </w:r>
       <w:r>
         <w:rPr>
           <w:lang w:val="es_ES" w:bidi="es_ES"/>
         </w:rPr>
         <w:t>), y la preparación de David de Jerusalén para el templo y el gobierno de Salomón (</w:t>
       </w:r>
-      <w:hyperlink r:id="rId16">
-        <w:r>
-          <w:rPr>
-            <w:lang w:val="es_ES" w:bidi="es_ES"/>
-          </w:rPr>
-          <w:rPr>
-            <w:color w:val="0000EE"/>
-            <w:u w:val="single"/>
-          </w:rPr>
-          <w:t>10:1–29:30</w:t>
-        </w:r>
-      </w:hyperlink>
+      <w:r>
+        <w:rPr>
+          <w:lang w:val="es_ES" w:bidi="es_ES"/>
+        </w:rPr>
+        <w:t>10:1–29:30</w:t>
+      </w:r>
       <w:r>
         <w:rPr>
           <w:lang w:val="es_ES" w:bidi="es_ES"/>
@@ -409,144 +385,96 @@
         </w:rPr>
         <w:t>El primer capítulo de genealogías (</w:t>
       </w:r>
-      <w:hyperlink r:id="rId17">
-        <w:r>
-          <w:rPr>
-            <w:lang w:val="es_ES" w:bidi="es_ES"/>
-          </w:rPr>
-          <w:rPr>
-            <w:color w:val="0000EE"/>
-            <w:u w:val="single"/>
-          </w:rPr>
-          <w:t>cap. 1</w:t>
-        </w:r>
-      </w:hyperlink>
+      <w:r>
+        <w:rPr>
+          <w:lang w:val="es_ES" w:bidi="es_ES"/>
+        </w:rPr>
+        <w:t>cap. 1</w:t>
+      </w:r>
       <w:r>
         <w:rPr>
           <w:lang w:val="es_ES" w:bidi="es_ES"/>
         </w:rPr>
         <w:t xml:space="preserve">) recorre la línea de selección de Dios de personas específicas desde Adán hasta Jacob (Israel). </w:t>
       </w:r>
-      <w:hyperlink r:id="rId18">
-        <w:r>
-          <w:rPr>
-            <w:lang w:val="es_ES" w:bidi="es_ES"/>
-          </w:rPr>
-          <w:rPr>
-            <w:color w:val="0000EE"/>
-            <w:u w:val="single"/>
-          </w:rPr>
-          <w:t>Los capítulos 2–8</w:t>
-        </w:r>
-      </w:hyperlink>
+      <w:r>
+        <w:rPr>
+          <w:lang w:val="es_ES" w:bidi="es_ES"/>
+        </w:rPr>
+        <w:t>Los capítulos 2–8</w:t>
+      </w:r>
       <w:r>
         <w:rPr>
           <w:lang w:val="es_ES" w:bidi="es_ES"/>
         </w:rPr>
         <w:t xml:space="preserve"> abordan a los israelitas desde Jacob hasta el exilio en Babilonia. Esta sección detalla primero la tribu de Judá (</w:t>
       </w:r>
-      <w:hyperlink r:id="rId19">
-        <w:r>
-          <w:rPr>
-            <w:lang w:val="es_ES" w:bidi="es_ES"/>
-          </w:rPr>
-          <w:rPr>
-            <w:color w:val="0000EE"/>
-            <w:u w:val="single"/>
-          </w:rPr>
-          <w:t>caps. 2–4</w:t>
-        </w:r>
-      </w:hyperlink>
+      <w:r>
+        <w:rPr>
+          <w:lang w:val="es_ES" w:bidi="es_ES"/>
+        </w:rPr>
+        <w:t>caps. 2–4</w:t>
+      </w:r>
       <w:r>
         <w:rPr>
           <w:lang w:val="es_ES" w:bidi="es_ES"/>
         </w:rPr>
         <w:t>), discutiendo la casa de David en la sección central (</w:t>
       </w:r>
-      <w:hyperlink r:id="rId20">
-        <w:r>
-          <w:rPr>
-            <w:lang w:val="es_ES" w:bidi="es_ES"/>
-          </w:rPr>
-          <w:rPr>
-            <w:color w:val="0000EE"/>
-            <w:u w:val="single"/>
-          </w:rPr>
-          <w:t>cap. 3</w:t>
-        </w:r>
-      </w:hyperlink>
+      <w:r>
+        <w:rPr>
+          <w:lang w:val="es_ES" w:bidi="es_ES"/>
+        </w:rPr>
+        <w:t>cap. 3</w:t>
+      </w:r>
       <w:r>
         <w:rPr>
           <w:lang w:val="es_ES" w:bidi="es_ES"/>
         </w:rPr>
         <w:t>), y luego describe las otras tribus de Israel (</w:t>
       </w:r>
-      <w:hyperlink r:id="rId21">
-        <w:r>
-          <w:rPr>
-            <w:lang w:val="es_ES" w:bidi="es_ES"/>
-          </w:rPr>
-          <w:rPr>
-            <w:color w:val="0000EE"/>
-            <w:u w:val="single"/>
-          </w:rPr>
-          <w:t>caps. 5–7</w:t>
-        </w:r>
-      </w:hyperlink>
+      <w:r>
+        <w:rPr>
+          <w:lang w:val="es_ES" w:bidi="es_ES"/>
+        </w:rPr>
+        <w:t>caps. 5–7</w:t>
+      </w:r>
       <w:r>
         <w:rPr>
           <w:lang w:val="es_ES" w:bidi="es_ES"/>
         </w:rPr>
         <w:t>), incluyendo aquellas al este del Río Jordán (en Transjordania). En el punto medio de estas listas genealógicas adicionales aparece Leví (</w:t>
       </w:r>
-      <w:hyperlink r:id="rId22">
-        <w:r>
-          <w:rPr>
-            <w:lang w:val="es_ES" w:bidi="es_ES"/>
-          </w:rPr>
-          <w:rPr>
-            <w:color w:val="0000EE"/>
-            <w:u w:val="single"/>
-          </w:rPr>
-          <w:t>cap. 6</w:t>
-        </w:r>
-      </w:hyperlink>
+      <w:r>
+        <w:rPr>
+          <w:lang w:val="es_ES" w:bidi="es_ES"/>
+        </w:rPr>
+        <w:t>cap. 6</w:t>
+      </w:r>
       <w:r>
         <w:rPr>
           <w:lang w:val="es_ES" w:bidi="es_ES"/>
         </w:rPr>
         <w:t>), una tribu de importancia central. El registro continúa con la tribu de Benjamín (</w:t>
       </w:r>
-      <w:hyperlink r:id="rId23">
-        <w:r>
-          <w:rPr>
-            <w:lang w:val="es_ES" w:bidi="es_ES"/>
-          </w:rPr>
-          <w:rPr>
-            <w:color w:val="0000EE"/>
-            <w:u w:val="single"/>
-          </w:rPr>
-          <w:t>cap. 8</w:t>
-        </w:r>
-      </w:hyperlink>
+      <w:r>
+        <w:rPr>
+          <w:lang w:val="es_ES" w:bidi="es_ES"/>
+        </w:rPr>
+        <w:t>cap. 8</w:t>
+      </w:r>
       <w:r>
         <w:rPr>
           <w:lang w:val="es_ES" w:bidi="es_ES"/>
         </w:rPr>
         <w:t>). Las genealogías se completan hasta alrededor del 400 a.C., con una lista de los principales representantes de la comunidad que regresaron del exilio y comenzaron a restaurar Jerusalén (</w:t>
       </w:r>
-      <w:hyperlink r:id="rId24">
-        <w:r>
-          <w:rPr>
-            <w:lang w:val="es_ES" w:bidi="es_ES"/>
-          </w:rPr>
-          <w:rPr>
-            <w:color w:val="0000EE"/>
-            <w:u w:val="single"/>
-          </w:rPr>
-          <w:t>cap. 9</w:t>
-        </w:r>
-      </w:hyperlink>
+      <w:r>
+        <w:rPr>
+          <w:lang w:val="es_ES" w:bidi="es_ES"/>
+        </w:rPr>
+        <w:t>cap. 9</w:t>
+      </w:r>
       <w:r>
         <w:rPr>
           <w:lang w:val="es_ES" w:bidi="es_ES"/>
@@ -567,72 +495,48 @@
         </w:rPr>
         <w:t>La genealogía de Saúl (</w:t>
       </w:r>
-      <w:hyperlink r:id="rId25">
-        <w:r>
-          <w:rPr>
-            <w:lang w:val="es_ES" w:bidi="es_ES"/>
-          </w:rPr>
-          <w:rPr>
-            <w:color w:val="0000EE"/>
-            <w:u w:val="single"/>
-          </w:rPr>
-          <w:t>9:35–44</w:t>
-        </w:r>
-      </w:hyperlink>
+      <w:r>
+        <w:rPr>
+          <w:lang w:val="es_ES" w:bidi="es_ES"/>
+        </w:rPr>
+        <w:t>9:35–44</w:t>
+      </w:r>
       <w:r>
         <w:rPr>
           <w:lang w:val="es_ES" w:bidi="es_ES"/>
         </w:rPr>
         <w:t>) introduce la fundación de la monarquía. Cuando Saúl murió debido a su infidelidad (</w:t>
       </w:r>
-      <w:hyperlink r:id="rId26">
-        <w:r>
-          <w:rPr>
-            <w:lang w:val="es_ES" w:bidi="es_ES"/>
-          </w:rPr>
-          <w:rPr>
-            <w:color w:val="0000EE"/>
-            <w:u w:val="single"/>
-          </w:rPr>
-          <w:t>10:1–14</w:t>
-        </w:r>
-      </w:hyperlink>
+      <w:r>
+        <w:rPr>
+          <w:lang w:val="es_ES" w:bidi="es_ES"/>
+        </w:rPr>
+        <w:t>10:1–14</w:t>
+      </w:r>
       <w:r>
         <w:rPr>
           <w:lang w:val="es_ES" w:bidi="es_ES"/>
         </w:rPr>
         <w:t>), David se convirtió en rey (</w:t>
       </w:r>
-      <w:hyperlink r:id="rId27">
-        <w:r>
-          <w:rPr>
-            <w:lang w:val="es_ES" w:bidi="es_ES"/>
-          </w:rPr>
-          <w:rPr>
-            <w:color w:val="0000EE"/>
-            <w:u w:val="single"/>
-          </w:rPr>
-          <w:t>11:1–12:40</w:t>
-        </w:r>
-      </w:hyperlink>
+      <w:r>
+        <w:rPr>
+          <w:lang w:val="es_ES" w:bidi="es_ES"/>
+        </w:rPr>
+        <w:t>11:1–12:40</w:t>
+      </w:r>
       <w:r>
         <w:rPr>
           <w:lang w:val="es_ES" w:bidi="es_ES"/>
         </w:rPr>
         <w:t>). Los capítulos sobre el reinado de David explican su organización de funcionarios y sus preparativos para el templo (</w:t>
       </w:r>
-      <w:hyperlink r:id="rId28">
-        <w:r>
-          <w:rPr>
-            <w:lang w:val="es_ES" w:bidi="es_ES"/>
-          </w:rPr>
-          <w:rPr>
-            <w:color w:val="0000EE"/>
-            <w:u w:val="single"/>
-          </w:rPr>
-          <w:t>caps. 13–27</w:t>
-        </w:r>
-      </w:hyperlink>
+      <w:r>
+        <w:rPr>
+          <w:lang w:val="es_ES" w:bidi="es_ES"/>
+        </w:rPr>
+        <w:t>caps. 13–27</w:t>
+      </w:r>
       <w:r>
         <w:rPr>
           <w:lang w:val="es_ES" w:bidi="es_ES"/>
@@ -651,144 +555,96 @@
         </w:rPr>
         <w:t xml:space="preserve"> (</w:t>
       </w:r>
-      <w:hyperlink r:id="rId29">
-        <w:r>
-          <w:rPr>
-            <w:lang w:val="es_ES" w:bidi="es_ES"/>
-          </w:rPr>
-          <w:rPr>
-            <w:color w:val="0000EE"/>
-            <w:u w:val="single"/>
-          </w:rPr>
-          <w:t>caps. 13–16</w:t>
-        </w:r>
-      </w:hyperlink>
+      <w:r>
+        <w:rPr>
+          <w:lang w:val="es_ES" w:bidi="es_ES"/>
+        </w:rPr>
+        <w:t>caps. 13–16</w:t>
+      </w:r>
       <w:r>
         <w:rPr>
           <w:lang w:val="es_ES" w:bidi="es_ES"/>
         </w:rPr>
         <w:t>) fue un evento importante en el establecimiento del reino de David. El resto de 1 Crónicas describe los pasos tomados hacia la construcción del templo. Estos capítulos incluyen la identidad del constructor (</w:t>
       </w:r>
-      <w:hyperlink r:id="rId30">
-        <w:r>
-          <w:rPr>
-            <w:lang w:val="es_ES" w:bidi="es_ES"/>
-          </w:rPr>
-          <w:rPr>
-            <w:color w:val="0000EE"/>
-            <w:u w:val="single"/>
-          </w:rPr>
-          <w:t>cap. 17</w:t>
-        </w:r>
-      </w:hyperlink>
+      <w:r>
+        <w:rPr>
+          <w:lang w:val="es_ES" w:bidi="es_ES"/>
+        </w:rPr>
+        <w:t>cap. 17</w:t>
+      </w:r>
       <w:r>
         <w:rPr>
           <w:lang w:val="es_ES" w:bidi="es_ES"/>
         </w:rPr>
         <w:t>), las condiciones políticas necesarias (</w:t>
       </w:r>
-      <w:hyperlink r:id="rId31">
-        <w:r>
-          <w:rPr>
-            <w:lang w:val="es_ES" w:bidi="es_ES"/>
-          </w:rPr>
-          <w:rPr>
-            <w:color w:val="0000EE"/>
-            <w:u w:val="single"/>
-          </w:rPr>
-          <w:t>caps. 18–20</w:t>
-        </w:r>
-      </w:hyperlink>
+      <w:r>
+        <w:rPr>
+          <w:lang w:val="es_ES" w:bidi="es_ES"/>
+        </w:rPr>
+        <w:t>caps. 18–20</w:t>
+      </w:r>
       <w:r>
         <w:rPr>
           <w:lang w:val="es_ES" w:bidi="es_ES"/>
         </w:rPr>
         <w:t>), el sitio (</w:t>
       </w:r>
-      <w:hyperlink r:id="rId32">
-        <w:r>
-          <w:rPr>
-            <w:lang w:val="es_ES" w:bidi="es_ES"/>
-          </w:rPr>
-          <w:rPr>
-            <w:color w:val="0000EE"/>
-            <w:u w:val="single"/>
-          </w:rPr>
-          <w:t>cap. 21</w:t>
-        </w:r>
-      </w:hyperlink>
+      <w:r>
+        <w:rPr>
+          <w:lang w:val="es_ES" w:bidi="es_ES"/>
+        </w:rPr>
+        <w:t>cap. 21</w:t>
+      </w:r>
       <w:r>
         <w:rPr>
           <w:lang w:val="es_ES" w:bidi="es_ES"/>
         </w:rPr>
         <w:t>), el personal (</w:t>
       </w:r>
-      <w:hyperlink r:id="rId33">
-        <w:r>
-          <w:rPr>
-            <w:lang w:val="es_ES" w:bidi="es_ES"/>
-          </w:rPr>
-          <w:rPr>
-            <w:color w:val="0000EE"/>
-            <w:u w:val="single"/>
-          </w:rPr>
-          <w:t>caps. 23–27</w:t>
-        </w:r>
-      </w:hyperlink>
+      <w:r>
+        <w:rPr>
+          <w:lang w:val="es_ES" w:bidi="es_ES"/>
+        </w:rPr>
+        <w:t>caps. 23–27</w:t>
+      </w:r>
       <w:r>
         <w:rPr>
           <w:lang w:val="es_ES" w:bidi="es_ES"/>
         </w:rPr>
         <w:t>), los materiales y los planes (</w:t>
       </w:r>
-      <w:hyperlink r:id="rId34">
-        <w:r>
-          <w:rPr>
-            <w:lang w:val="es_ES" w:bidi="es_ES"/>
-          </w:rPr>
-          <w:rPr>
-            <w:color w:val="0000EE"/>
-            <w:u w:val="single"/>
-          </w:rPr>
-          <w:t>caps. 22</w:t>
-        </w:r>
-      </w:hyperlink>
+      <w:r>
+        <w:rPr>
+          <w:lang w:val="es_ES" w:bidi="es_ES"/>
+        </w:rPr>
+        <w:t>caps. 22</w:t>
+      </w:r>
       <w:r>
         <w:rPr>
           <w:lang w:val="es_ES" w:bidi="es_ES"/>
         </w:rPr>
         <w:t xml:space="preserve">, </w:t>
       </w:r>
-      <w:hyperlink r:id="rId35">
-        <w:r>
-          <w:rPr>
-            <w:lang w:val="es_ES" w:bidi="es_ES"/>
-          </w:rPr>
-          <w:rPr>
-            <w:color w:val="0000EE"/>
-            <w:u w:val="single"/>
-          </w:rPr>
-          <w:t>28–29</w:t>
-        </w:r>
-      </w:hyperlink>
+      <w:r>
+        <w:rPr>
+          <w:lang w:val="es_ES" w:bidi="es_ES"/>
+        </w:rPr>
+        <w:t>28–29</w:t>
+      </w:r>
       <w:r>
         <w:rPr>
           <w:lang w:val="es_ES" w:bidi="es_ES"/>
         </w:rPr>
         <w:t>). El relato del reinado de David concluye con una gran asamblea pública y la comisión de Salomón como el rey de paz que construiría el templo (</w:t>
       </w:r>
-      <w:hyperlink r:id="rId35">
-        <w:r>
-          <w:rPr>
-            <w:lang w:val="es_ES" w:bidi="es_ES"/>
-          </w:rPr>
-          <w:rPr>
-            <w:color w:val="0000EE"/>
-            <w:u w:val="single"/>
-          </w:rPr>
-          <w:t>caps. 28–29</w:t>
-        </w:r>
-      </w:hyperlink>
+      <w:r>
+        <w:rPr>
+          <w:lang w:val="es_ES" w:bidi="es_ES"/>
+        </w:rPr>
+        <w:t>caps. 28–29</w:t>
+      </w:r>
       <w:r>
         <w:rPr>
           <w:lang w:val="es_ES" w:bidi="es_ES"/>
@@ -840,72 +696,48 @@
         </w:rPr>
         <w:t>El cronista escribió en los últimos años del Imperio Persa, probablemente alrededor del 400 a.C. La genealogía de los descendientes de Joaquín (</w:t>
       </w:r>
-      <w:hyperlink r:id="rId36">
-        <w:r>
-          <w:rPr>
-            <w:lang w:val="es_ES" w:bidi="es_ES"/>
-          </w:rPr>
-          <w:rPr>
-            <w:color w:val="0000EE"/>
-            <w:u w:val="single"/>
-          </w:rPr>
-          <w:t>3:17–24</w:t>
-        </w:r>
-      </w:hyperlink>
+      <w:r>
+        <w:rPr>
+          <w:lang w:val="es_ES" w:bidi="es_ES"/>
+        </w:rPr>
+        <w:t>3:17–24</w:t>
+      </w:r>
       <w:r>
         <w:rPr>
           <w:lang w:val="es_ES" w:bidi="es_ES"/>
         </w:rPr>
         <w:t>) sugiere una fecha que es ocho generaciones después de Zorobabel, quien fue gobernador alrededor del 520 a.C., durante el reinado de Darío, rey de los persas (</w:t>
       </w:r>
-      <w:hyperlink r:id="rId37">
-        <w:r>
-          <w:rPr>
-            <w:lang w:val="es_ES" w:bidi="es_ES"/>
-          </w:rPr>
-          <w:rPr>
-            <w:color w:val="0000EE"/>
-            <w:u w:val="single"/>
-          </w:rPr>
-          <w:t>Za 1:1</w:t>
-        </w:r>
-      </w:hyperlink>
+      <w:r>
+        <w:rPr>
+          <w:lang w:val="es_ES" w:bidi="es_ES"/>
+        </w:rPr>
+        <w:t>Za 1:1</w:t>
+      </w:r>
       <w:r>
         <w:rPr>
           <w:lang w:val="es_ES" w:bidi="es_ES"/>
         </w:rPr>
         <w:t xml:space="preserve">; </w:t>
       </w:r>
-      <w:hyperlink r:id="rId38">
-        <w:r>
-          <w:rPr>
-            <w:lang w:val="es_ES" w:bidi="es_ES"/>
-          </w:rPr>
-          <w:rPr>
-            <w:color w:val="0000EE"/>
-            <w:u w:val="single"/>
-          </w:rPr>
-          <w:t>4:9</w:t>
-        </w:r>
-      </w:hyperlink>
+      <w:r>
+        <w:rPr>
+          <w:lang w:val="es_ES" w:bidi="es_ES"/>
+        </w:rPr>
+        <w:t>4:9</w:t>
+      </w:r>
       <w:r>
         <w:rPr>
           <w:lang w:val="es_ES" w:bidi="es_ES"/>
         </w:rPr>
         <w:t>). El cronista probablemente escribió algún tiempo después de que Nehemías viajara a Jerusalén en el vigésimo año de Artajerjes (445 a.C.) para reparar los muros de la ciudad (</w:t>
       </w:r>
-      <w:hyperlink r:id="rId39">
-        <w:r>
-          <w:rPr>
-            <w:lang w:val="es_ES" w:bidi="es_ES"/>
-          </w:rPr>
-          <w:rPr>
-            <w:color w:val="0000EE"/>
-            <w:u w:val="single"/>
-          </w:rPr>
-          <w:t>Ne 2:1</w:t>
-        </w:r>
-      </w:hyperlink>
+      <w:r>
+        <w:rPr>
+          <w:lang w:val="es_ES" w:bidi="es_ES"/>
+        </w:rPr>
+        <w:t>Ne 2:1</w:t>
+      </w:r>
       <w:r>
         <w:rPr>
           <w:lang w:val="es_ES" w:bidi="es_ES"/>
@@ -937,18 +769,12 @@
         </w:rPr>
         <w:t xml:space="preserve">Poco se sabe sobre la situación en Judea después de Nehemías, aunque Nehemías revela algunas de las dificultades de la comunidad. La tentación de casarse fuera de Israel era considerable, y los matrimonios mixtos continuaron en los días de Malaquías (400 a.C.; ver </w:t>
       </w:r>
-      <w:hyperlink r:id="rId40">
-        <w:r>
-          <w:rPr>
-            <w:lang w:val="es_ES" w:bidi="es_ES"/>
-          </w:rPr>
-          <w:rPr>
-            <w:color w:val="0000EE"/>
-            <w:u w:val="single"/>
-          </w:rPr>
-          <w:t>Ml 2:14–16</w:t>
-        </w:r>
-      </w:hyperlink>
+      <w:r>
+        <w:rPr>
+          <w:lang w:val="es_ES" w:bidi="es_ES"/>
+        </w:rPr>
+        <w:t>Ml 2:14–16</w:t>
+      </w:r>
       <w:r>
         <w:rPr>
           <w:lang w:val="es_ES" w:bidi="es_ES"/>
@@ -1059,48 +885,30 @@
         </w:rPr>
         <w:t>La promesa de Dios a David (</w:t>
       </w:r>
-      <w:hyperlink r:id="rId30">
-        <w:r>
-          <w:rPr>
-            <w:lang w:val="es_ES" w:bidi="es_ES"/>
-          </w:rPr>
-          <w:rPr>
-            <w:color w:val="0000EE"/>
-            <w:u w:val="single"/>
-          </w:rPr>
-          <w:t>17:1–27</w:t>
-        </w:r>
-      </w:hyperlink>
+      <w:r>
+        <w:rPr>
+          <w:lang w:val="es_ES" w:bidi="es_ES"/>
+        </w:rPr>
+        <w:t>17:1–27</w:t>
+      </w:r>
       <w:r>
         <w:rPr>
           <w:lang w:val="es_ES" w:bidi="es_ES"/>
         </w:rPr>
         <w:t>) es el núcleo del mensaje del Cronista. Cuando David decidió construir un templo para el Arca del pacto de Dios, el profeta Natán recibió una visión que le informó que David lo había entendido al revés: no sería David quien construiría una casa para Dios, sino que Dios construiría una casa para David. Esta casa sería una dinastía (</w:t>
       </w:r>
-      <w:hyperlink r:id="rId41">
-        <w:r>
-          <w:rPr>
-            <w:lang w:val="es_ES" w:bidi="es_ES"/>
-          </w:rPr>
-          <w:rPr>
-            <w:color w:val="0000EE"/>
-            <w:u w:val="single"/>
-          </w:rPr>
-          <w:t xml:space="preserve">2 Sam 7:11–14; 1 </w:t>
-        </w:r>
-      </w:hyperlink>
-      <w:hyperlink r:id="rId42">
-        <w:r>
-          <w:rPr>
-            <w:lang w:val="es_ES" w:bidi="es_ES"/>
-          </w:rPr>
-          <w:rPr>
-            <w:color w:val="0000EE"/>
-            <w:u w:val="single"/>
-          </w:rPr>
-          <w:t>Cr 17:10–14</w:t>
-        </w:r>
-      </w:hyperlink>
+      <w:r>
+        <w:rPr>
+          <w:lang w:val="es_ES" w:bidi="es_ES"/>
+        </w:rPr>
+        <w:t xml:space="preserve">2 Sam 7:11–14; 1 </w:t>
+      </w:r>
+      <w:r>
+        <w:rPr>
+          <w:lang w:val="es_ES" w:bidi="es_ES"/>
+        </w:rPr>
+        <w:t>Cr 17:10–14</w:t>
+      </w:r>
       <w:r>
         <w:rPr>
           <w:lang w:val="es_ES" w:bidi="es_ES"/>
@@ -1121,54 +929,36 @@
         </w:rPr>
         <w:t>El Cronista tenía una doble tarea. Primero, debía explicar por qué el reino de David había fracasado. Segundo, debía establecer que esta pequeña y luchadora provincia del poderoso Imperio Persa se convertiría en el reino que Dios había prometido a David. La explicación del fracaso del reino de David comienza con el fracaso de Saúl: Dios rechazó a Saúl como rey sobre Israel porque fue infiel. Saúl no obedeció a Dios y violó el pacto hasta el punto de consultar a un médium (</w:t>
       </w:r>
-      <w:hyperlink r:id="rId43">
-        <w:r>
-          <w:rPr>
-            <w:lang w:val="es_ES" w:bidi="es_ES"/>
-          </w:rPr>
-          <w:rPr>
-            <w:color w:val="0000EE"/>
-            <w:u w:val="single"/>
-          </w:rPr>
-          <w:t>10:13</w:t>
-        </w:r>
-      </w:hyperlink>
+      <w:r>
+        <w:rPr>
+          <w:lang w:val="es_ES" w:bidi="es_ES"/>
+        </w:rPr>
+        <w:t>10:13</w:t>
+      </w:r>
       <w:r>
         <w:rPr>
           <w:lang w:val="es_ES" w:bidi="es_ES"/>
         </w:rPr>
         <w:t xml:space="preserve">). Los reyes posteriores repitieron la esencia del fracaso de Saúl: se rebelaron contra el pacto de Dios y buscaron seguridad en poderes extranjeros y dioses paganos en lugar de en su roca, el Señor (ver </w:t>
       </w:r>
-      <w:hyperlink r:id="rId44">
-        <w:r>
-          <w:rPr>
-            <w:lang w:val="es_ES" w:bidi="es_ES"/>
-          </w:rPr>
-          <w:rPr>
-            <w:color w:val="0000EE"/>
-            <w:u w:val="single"/>
-          </w:rPr>
-          <w:t>Dt 32:4;</w:t>
-        </w:r>
-      </w:hyperlink>
+      <w:r>
+        <w:rPr>
+          <w:lang w:val="es_ES" w:bidi="es_ES"/>
+        </w:rPr>
+        <w:t>Dt 32:4;</w:t>
+      </w:r>
       <w:r>
         <w:rPr>
           <w:lang w:val="es_ES" w:bidi="es_ES"/>
         </w:rPr>
         <w:t xml:space="preserve"> </w:t>
       </w:r>
-      <w:hyperlink r:id="rId45">
-        <w:r>
-          <w:rPr>
-            <w:lang w:val="es_ES" w:bidi="es_ES"/>
-          </w:rPr>
-          <w:rPr>
-            <w:color w:val="0000EE"/>
-            <w:u w:val="single"/>
-          </w:rPr>
-          <w:t>15–39</w:t>
-        </w:r>
-      </w:hyperlink>
+      <w:r>
+        <w:rPr>
+          <w:lang w:val="es_ES" w:bidi="es_ES"/>
+        </w:rPr>
+        <w:t>15–39</w:t>
+      </w:r>
       <w:r>
         <w:rPr>
           <w:lang w:val="es_ES" w:bidi="es_ES"/>
@@ -1214,18 +1004,12 @@
         </w:rPr>
         <w:t>”. (</w:t>
       </w:r>
-      <w:hyperlink r:id="rId46">
-        <w:r>
-          <w:rPr>
-            <w:lang w:val="es_ES" w:bidi="es_ES"/>
-          </w:rPr>
-          <w:rPr>
-            <w:color w:val="0000EE"/>
-            <w:u w:val="single"/>
-          </w:rPr>
-          <w:t>2 Cr 7:14</w:t>
-        </w:r>
-      </w:hyperlink>
+      <w:r>
+        <w:rPr>
+          <w:lang w:val="es_ES" w:bidi="es_ES"/>
+        </w:rPr>
+        <w:t>2 Cr 7:14</w:t>
+      </w:r>
       <w:r>
         <w:rPr>
           <w:lang w:val="es_ES" w:bidi="es_ES"/>
@@ -1246,18 +1030,12 @@
         </w:rPr>
         <w:t xml:space="preserve">El libro de 1 Crónicas establece las bases necesarias para la restauración. La promesa hecha a David no desapareció durante el exilio; la comunidad restablecida en Jerusalén mantenía esa promesa. Incluso la división del reino tras el reinado de Salomón no dejó a ninguna de las tribus fuera del futuro de Israel. Para el Cronista, todas las tribus estaban presentes en la restauración, incluidas las del reino del norte (ver </w:t>
       </w:r>
-      <w:hyperlink r:id="rId47">
-        <w:r>
-          <w:rPr>
-            <w:lang w:val="es_ES" w:bidi="es_ES"/>
-          </w:rPr>
-          <w:rPr>
-            <w:color w:val="0000EE"/>
-            <w:u w:val="single"/>
-          </w:rPr>
-          <w:t>1 Cr 9:3</w:t>
-        </w:r>
-      </w:hyperlink>
+      <w:r>
+        <w:rPr>
+          <w:lang w:val="es_ES" w:bidi="es_ES"/>
+        </w:rPr>
+        <w:t>1 Cr 9:3</w:t>
+      </w:r>
       <w:r>
         <w:rPr>
           <w:lang w:val="es_ES" w:bidi="es_ES"/>
